--- a/escola-de-obra/05-curso-concreto/kit/relatorio/registro-concretagem.docx
+++ b/escola-de-obra/05-curso-concreto/kit/relatorio/registro-concretagem.docx
@@ -731,7 +731,7 @@
           <w:color w:val="6B6B63"/>
           <w:sz w:val="17"/>
         </w:rPr>
-        <w:t>Veredito: LIBERADO · CORRIGIDO VIA CENTRAL (re-ensaio anexo) · RECUSADO (motivo no item 4). Tempo-limite conforme NBR 7212 [VALIDAR F2].</w:t>
+        <w:t>Veredito: LIBERADO · CORRIGIDO VIA CENTRAL (re-ensaio anexo) · RECUSADO (motivo no item 4). Tempo-limite conforme NBR 7212:2021 [VALIDAR F2].</w:t>
       </w:r>
     </w:p>
     <w:p>
@@ -745,7 +745,7 @@
           <w:color w:val="0E3A34"/>
           <w:sz w:val="26"/>
         </w:rPr>
-        <w:t>3. ENSAIOS DE ABATIMENTO (NBR 16889)</w:t>
+        <w:t>3. ENSAIOS DE ABATIMENTO (NBR 16889:2020)</w:t>
       </w:r>
     </w:p>
     <w:tbl>
@@ -1246,7 +1246,7 @@
           <w:color w:val="0E3A34"/>
           <w:sz w:val="26"/>
         </w:rPr>
-        <w:t>5. CORPOS DE PROVA (NBR 5738)</w:t>
+        <w:t>5. CORPOS DE PROVA (NBR 5738:2015)</w:t>
       </w:r>
     </w:p>
     <w:tbl>
@@ -1733,7 +1733,7 @@
           <w:i/>
           <w:color w:val="9C6500"/>
         </w:rPr>
-        <w:t>[ex.: aspersão/manta por [X] dias — NBR 14931]</w:t>
+        <w:t>[ex.: aspersão/manta por [X] dias — NBR 14931:2023]</w:t>
       </w:r>
     </w:p>
     <w:p>
@@ -1763,7 +1763,7 @@
           <w:color w:val="0E3A34"/>
           <w:sz w:val="26"/>
         </w:rPr>
-        <w:t>7. RESULTADOS E ACEITAÇÃO DEFINITIVA (NBR 5739 / 12655)</w:t>
+        <w:t>7. RESULTADOS E ACEITAÇÃO DEFINITIVA (NBR 5739:2018 / 12655)</w:t>
       </w:r>
     </w:p>
     <w:tbl>
@@ -2156,7 +2156,7 @@
           <w:color w:val="6B6B63"/>
           <w:sz w:val="17"/>
         </w:rPr>
-        <w:t>Resultado abaixo do esperado: aplicar os critérios da NBR 12655; ensaios complementares (extração NBR 7680, esclerometria) e decisão do responsável técnico/projetista. [VALIDAR F10]</w:t>
+        <w:t>Resultado abaixo do esperado: aplicar os critérios da NBR 12655:2022; ensaios complementares (extração NBR 7680-1:2015, esclerometria) e decisão do responsável técnico/projetista. [VALIDAR F10]</w:t>
       </w:r>
     </w:p>
     <w:p>
